--- a/backend/apps/contracts/document_templates/cmr_ru_docx.docx
+++ b/backend/apps/contracts/document_templates/cmr_ru_docx.docx
@@ -4,8 +4,9 @@
   <w:body>
     <w:p>
       <w:pPr>
-        <w:framePr w:w="1764" w:h="300" w:x="3672" w:y="1282" w:hAnchor="page" w:vAnchor="page"/>
-        <w:spacing w:after="0" w:line="240" w:lineRule="auto"/>
+        <w:framePr w:w="2806" w:h="270" w:x="2948" w:y="1179" w:hAnchor="page" w:vAnchor="page" w:hRule="atLeast"/>
+        <w:spacing w:after="0" w:line="270" w:lineRule="exact"/>
+        <w:jc w:val="left"/>
       </w:pPr>
       <w:r>
         <w:rPr>
@@ -21,7 +22,25 @@
     </w:p>
     <w:p>
       <w:pPr>
-        <w:framePr w:w="5410" w:h="252" w:x="1342" w:y="1554" w:hAnchor="page" w:vAnchor="page"/>
+        <w:framePr w:w="4762" w:h="270" w:x="964" w:y="1446" w:hAnchor="page" w:vAnchor="page" w:hRule="atLeast"/>
+        <w:spacing w:after="0" w:line="270" w:lineRule="exact"/>
+        <w:jc w:val="left"/>
+      </w:pPr>
+      <w:r>
+        <w:rPr>
+          <w:rFonts w:ascii="Times New Roman" w:cs="Times New Roman" w:eastAsia="Times New Roman" w:hAnsi="Times New Roman"/>
+          <w:b w:val="false"/>
+          <w:bCs w:val="false"/>
+          <w:color w:val="000000"/>
+          <w:sz w:val="16"/>
+          <w:szCs w:val="13"/>
+        </w:rPr>
+        <w:t>{{ sender1_address }}</w:t>
+      </w:r>
+    </w:p>
+    <w:p>
+      <w:pPr>
+        <w:framePr w:w="5210" w:h="252" w:x="1420" w:y="1716" w:hAnchor="page" w:vAnchor="page"/>
         <w:spacing w:after="0" w:line="240" w:lineRule="auto"/>
       </w:pPr>
       <w:r>
@@ -33,29 +52,13 @@
           <w:sz w:val="13"/>
           <w:szCs w:val="13"/>
         </w:rPr>
-        <w:t>{{ sender1_address }}</w:t>
-      </w:r>
-    </w:p>
-    <w:p>
-      <w:pPr>
-        <w:framePr w:w="5210" w:h="252" w:x="1420" w:y="1716" w:hAnchor="page" w:vAnchor="page"/>
-        <w:spacing w:after="0" w:line="240" w:lineRule="auto"/>
-      </w:pPr>
-      <w:r>
-        <w:rPr>
-          <w:rFonts w:ascii="Times New Roman" w:cs="Times New Roman" w:eastAsia="Times New Roman" w:hAnsi="Times New Roman"/>
-          <w:b w:val="false"/>
-          <w:bCs w:val="false"/>
-          <w:color w:val="000000"/>
-          <w:sz w:val="13"/>
-          <w:szCs w:val="13"/>
-        </w:rPr>
-      </w:r>
-    </w:p>
-    <w:p>
-      <w:pPr>
-        <w:framePr w:w="2384" w:h="300" w:x="3195" w:y="2002" w:hAnchor="page" w:vAnchor="page"/>
-        <w:spacing w:after="0" w:line="240" w:lineRule="auto"/>
+      </w:r>
+    </w:p>
+    <w:p>
+      <w:pPr>
+        <w:framePr w:w="4791" w:h="270" w:x="964" w:y="1979" w:hAnchor="page" w:vAnchor="page" w:hRule="atLeast"/>
+        <w:spacing w:after="0" w:line="270" w:lineRule="exact"/>
+        <w:jc w:val="left"/>
       </w:pPr>
       <w:r>
         <w:rPr>
@@ -71,16 +74,17 @@
     </w:p>
     <w:p>
       <w:pPr>
-        <w:framePr w:w="4481" w:h="300" w:x="1260" w:y="2272" w:hAnchor="page" w:vAnchor="page"/>
-        <w:spacing w:after="0" w:line="240" w:lineRule="auto"/>
-      </w:pPr>
-      <w:r>
-        <w:rPr>
-          <w:rFonts w:ascii="Times New Roman" w:cs="Times New Roman" w:eastAsia="Times New Roman" w:hAnsi="Times New Roman"/>
-          <w:b w:val="false"/>
-          <w:bCs w:val="false"/>
-          <w:color w:val="000000"/>
-          <w:sz w:val="18"/>
+        <w:framePr w:w="4762" w:h="270" w:x="964" w:y="2239" w:hAnchor="page" w:vAnchor="page" w:hRule="atLeast"/>
+        <w:spacing w:after="0" w:line="270" w:lineRule="exact"/>
+        <w:jc w:val="left"/>
+      </w:pPr>
+      <w:r>
+        <w:rPr>
+          <w:rFonts w:ascii="Times New Roman" w:cs="Times New Roman" w:eastAsia="Times New Roman" w:hAnsi="Times New Roman"/>
+          <w:b w:val="false"/>
+          <w:bCs w:val="false"/>
+          <w:color w:val="000000"/>
+          <w:sz w:val="16"/>
           <w:szCs w:val="18"/>
         </w:rPr>
         <w:t>{{ sender2_address }}</w:t>
@@ -104,8 +108,9 @@
     </w:p>
     <w:p>
       <w:pPr>
-        <w:framePr w:w="2306" w:h="300" w:x="1260" w:y="3370" w:hAnchor="page" w:vAnchor="page"/>
-        <w:spacing w:after="0" w:line="240" w:lineRule="auto"/>
+        <w:framePr w:w="4791" w:h="270" w:x="964" w:y="3050" w:hAnchor="page" w:vAnchor="page" w:hRule="atLeast"/>
+        <w:spacing w:after="0" w:line="270" w:lineRule="exact"/>
+        <w:jc w:val="left"/>
       </w:pPr>
       <w:r>
         <w:rPr>
@@ -121,16 +126,17 @@
     </w:p>
     <w:p>
       <w:pPr>
-        <w:framePr w:w="5577" w:h="300" w:x="1260" w:y="3622" w:hAnchor="page" w:vAnchor="page"/>
-        <w:spacing w:after="0" w:line="240" w:lineRule="auto"/>
-      </w:pPr>
-      <w:r>
-        <w:rPr>
-          <w:rFonts w:ascii="Times New Roman" w:cs="Times New Roman" w:eastAsia="Times New Roman" w:hAnsi="Times New Roman"/>
-          <w:b w:val="false"/>
-          <w:bCs w:val="false"/>
-          <w:color w:val="000000"/>
-          <w:sz w:val="18"/>
+        <w:framePr w:w="4762" w:h="270" w:x="964" w:y="3322" w:hAnchor="page" w:vAnchor="page" w:hRule="atLeast"/>
+        <w:spacing w:after="0" w:line="270" w:lineRule="exact"/>
+        <w:jc w:val="left"/>
+      </w:pPr>
+      <w:r>
+        <w:rPr>
+          <w:rFonts w:ascii="Times New Roman" w:cs="Times New Roman" w:eastAsia="Times New Roman" w:hAnsi="Times New Roman"/>
+          <w:b w:val="false"/>
+          <w:bCs w:val="false"/>
+          <w:color w:val="000000"/>
+          <w:sz w:val="17"/>
           <w:szCs w:val="18"/>
         </w:rPr>
         <w:t>{{ consignee_address }}</w:t>
@@ -154,8 +160,9 @@
     </w:p>
     <w:p>
       <w:pPr>
-        <w:framePr w:w="2922" w:h="300" w:x="1980" w:y="5098" w:hAnchor="page" w:vAnchor="page"/>
-        <w:spacing w:after="0" w:line="240" w:lineRule="auto"/>
+        <w:framePr w:w="3657" w:h="270" w:x="2098" w:y="4966" w:hAnchor="page" w:vAnchor="page" w:hRule="atLeast"/>
+        <w:spacing w:after="0" w:line="270" w:lineRule="exact"/>
+        <w:jc w:val="left"/>
       </w:pPr>
       <w:r>
         <w:rPr>
@@ -171,8 +178,9 @@
     </w:p>
     <w:p>
       <w:pPr>
-        <w:framePr w:w="2176" w:h="300" w:x="2277" w:y="5944" w:hAnchor="page" w:vAnchor="page"/>
-        <w:spacing w:after="0" w:line="240" w:lineRule="auto"/>
+        <w:framePr w:w="3940" w:h="270" w:x="1814" w:y="5794" w:hAnchor="page" w:vAnchor="page" w:hRule="atLeast"/>
+        <w:spacing w:after="0" w:line="270" w:lineRule="exact"/>
+        <w:jc w:val="left"/>
       </w:pPr>
       <w:r>
         <w:rPr>
@@ -204,8 +212,9 @@
     </w:p>
     <w:p>
       <w:pPr>
-        <w:framePr w:w="1920" w:h="300" w:x="2277" w:y="6205" w:hAnchor="page" w:vAnchor="page"/>
-        <w:spacing w:after="0" w:line="240" w:lineRule="auto"/>
+        <w:framePr w:w="3487" w:h="270" w:x="2268" w:y="6060" w:hAnchor="page" w:vAnchor="page" w:hRule="atLeast"/>
+        <w:spacing w:after="0" w:line="270" w:lineRule="exact"/>
+        <w:jc w:val="left"/>
       </w:pPr>
       <w:r>
         <w:rPr>
@@ -221,8 +230,9 @@
     </w:p>
     <w:p>
       <w:pPr>
-        <w:framePr w:w="1544" w:h="300" w:x="2411" w:y="6466" w:hAnchor="page" w:vAnchor="page"/>
-        <w:spacing w:after="0" w:line="240" w:lineRule="auto"/>
+        <w:framePr w:w="2268" w:h="270" w:x="2268" w:y="6321" w:hAnchor="page" w:vAnchor="page" w:hRule="atLeast"/>
+        <w:spacing w:after="0" w:line="270" w:lineRule="exact"/>
+        <w:jc w:val="left"/>
       </w:pPr>
       <w:r>
         <w:rPr>
@@ -238,8 +248,9 @@
     </w:p>
     <w:p>
       <w:pPr>
-        <w:framePr w:w="3937" w:h="300" w:x="2011" w:y="7051" w:hAnchor="page" w:vAnchor="page"/>
-        <w:spacing w:after="0" w:line="240" w:lineRule="auto"/>
+        <w:framePr w:w="4620" w:h="270" w:x="1134" w:y="6888" w:hAnchor="page" w:vAnchor="page" w:hRule="atLeast"/>
+        <w:spacing w:after="0" w:line="270" w:lineRule="exact"/>
+        <w:jc w:val="left"/>
       </w:pPr>
       <w:r>
         <w:rPr>
@@ -255,16 +266,17 @@
     </w:p>
     <w:p>
       <w:pPr>
-        <w:framePr w:w="3383" w:h="312" w:x="2277" w:y="7321" w:hAnchor="page" w:vAnchor="page"/>
-        <w:spacing w:after="0" w:line="240" w:lineRule="auto"/>
-      </w:pPr>
-      <w:r>
-        <w:rPr>
-          <w:rFonts w:ascii="Times New Roman" w:cs="Times New Roman" w:eastAsia="Times New Roman" w:hAnsi="Times New Roman"/>
-          <w:b w:val="false"/>
-          <w:bCs w:val="false"/>
-          <w:color w:val="000000"/>
-          <w:sz w:val="19"/>
+        <w:framePr w:w="4620" w:h="270" w:x="1134" w:y="7160" w:hAnchor="page" w:vAnchor="page" w:hRule="atLeast"/>
+        <w:spacing w:after="0" w:line="270" w:lineRule="exact"/>
+        <w:jc w:val="left"/>
+      </w:pPr>
+      <w:r>
+        <w:rPr>
+          <w:rFonts w:ascii="Times New Roman" w:cs="Times New Roman" w:eastAsia="Times New Roman" w:hAnsi="Times New Roman"/>
+          <w:b w:val="false"/>
+          <w:bCs w:val="false"/>
+          <w:color w:val="000000"/>
+          <w:sz w:val="18"/>
           <w:szCs w:val="19"/>
         </w:rPr>
         <w:t>{{ tir_line }}</w:t>
@@ -272,8 +284,9 @@
     </w:p>
     <w:p>
       <w:pPr>
-        <w:framePr w:w="2332" w:h="300" w:x="5265" w:y="8311" w:hAnchor="page" w:vAnchor="page"/>
-        <w:spacing w:after="0" w:line="240" w:lineRule="auto"/>
+        <w:framePr w:w="2636" w:h="270" w:x="5669" w:y="8249" w:hAnchor="page" w:vAnchor="page" w:hRule="atLeast"/>
+        <w:spacing w:after="0" w:line="270" w:lineRule="exact"/>
+        <w:jc w:val="left"/>
       </w:pPr>
       <w:r>
         <w:rPr>
@@ -289,8 +302,9 @@
     </w:p>
     <w:p>
       <w:pPr>
-        <w:framePr w:w="1249" w:h="300" w:x="8361" w:y="8311" w:hAnchor="page" w:vAnchor="page"/>
-        <w:spacing w:after="0" w:line="240" w:lineRule="auto"/>
+        <w:framePr w:w="1162" w:h="270" w:x="8391" w:y="8249" w:hAnchor="page" w:vAnchor="page" w:hRule="atLeast"/>
+        <w:spacing w:after="0" w:line="270" w:lineRule="exact"/>
+        <w:jc w:val="left"/>
       </w:pPr>
       <w:r>
         <w:rPr>
@@ -306,8 +320,9 @@
     </w:p>
     <w:p>
       <w:pPr>
-        <w:framePr w:w="1157" w:h="300" w:x="9958" w:y="8311" w:hAnchor="page" w:vAnchor="page"/>
-        <w:spacing w:after="0" w:line="240" w:lineRule="auto"/>
+        <w:framePr w:w="1162" w:h="270" w:x="9638" w:y="8249" w:hAnchor="page" w:vAnchor="page" w:hRule="atLeast"/>
+        <w:spacing w:after="0" w:line="270" w:lineRule="exact"/>
+        <w:jc w:val="left"/>
       </w:pPr>
       <w:r>
         <w:rPr>
@@ -323,8 +338,9 @@
     </w:p>
     <w:p>
       <w:pPr>
-        <w:framePr w:w="968" w:h="300" w:x="2781" w:y="8572" w:hAnchor="page" w:vAnchor="page"/>
-        <w:spacing w:after="0" w:line="240" w:lineRule="auto"/>
+        <w:framePr w:w="1474" w:h="270" w:x="2778" w:y="8515" w:hAnchor="page" w:vAnchor="page" w:hRule="atLeast"/>
+        <w:spacing w:after="0" w:line="270" w:lineRule="exact"/>
+        <w:jc w:val="center"/>
       </w:pPr>
       <w:r>
         <w:rPr>
@@ -340,8 +356,9 @@
     </w:p>
     <w:p>
       <w:pPr>
-        <w:framePr w:w="1027" w:h="300" w:x="3973" w:y="8572" w:hAnchor="page" w:vAnchor="page"/>
-        <w:spacing w:after="0" w:line="240" w:lineRule="auto"/>
+        <w:framePr w:w="1304" w:h="270" w:x="4309" w:y="8515" w:hAnchor="page" w:vAnchor="page" w:hRule="atLeast"/>
+        <w:spacing w:after="0" w:line="270" w:lineRule="exact"/>
+        <w:jc w:val="left"/>
       </w:pPr>
       <w:r>
         <w:rPr>
@@ -357,8 +374,9 @@
     </w:p>
     <w:p>
       <w:pPr>
-        <w:framePr w:w="1701" w:h="300" w:x="5961" w:y="8572" w:hAnchor="page" w:vAnchor="page"/>
-        <w:spacing w:after="0" w:line="240" w:lineRule="auto"/>
+        <w:framePr w:w="2636" w:h="270" w:x="5669" w:y="8515" w:hAnchor="page" w:vAnchor="page" w:hRule="atLeast"/>
+        <w:spacing w:after="0" w:line="270" w:lineRule="exact"/>
+        <w:jc w:val="left"/>
       </w:pPr>
       <w:r>
         <w:rPr>
@@ -374,8 +392,9 @@
     </w:p>
     <w:p>
       <w:pPr>
-        <w:framePr w:w="851" w:h="300" w:x="8577" w:y="8572" w:hAnchor="page" w:vAnchor="page"/>
-        <w:spacing w:after="0" w:line="240" w:lineRule="auto"/>
+        <w:framePr w:w="709" w:h="270" w:x="8391" w:y="8515" w:hAnchor="page" w:vAnchor="page" w:hRule="atLeast"/>
+        <w:spacing w:after="0" w:line="270" w:lineRule="exact"/>
+        <w:jc w:val="right"/>
       </w:pPr>
       <w:r>
         <w:rPr>
@@ -391,8 +410,9 @@
     </w:p>
     <w:p>
       <w:pPr>
-        <w:framePr w:w="742" w:h="300" w:x="9126" w:y="8572" w:hAnchor="page" w:vAnchor="page"/>
-        <w:spacing w:after="0" w:line="240" w:lineRule="auto"/>
+        <w:framePr w:w="425" w:h="270" w:x="9128" w:y="8515" w:hAnchor="page" w:vAnchor="page" w:hRule="atLeast"/>
+        <w:spacing w:after="0" w:line="270" w:lineRule="exact"/>
+        <w:jc w:val="left"/>
       </w:pPr>
       <w:r>
         <w:rPr>
@@ -408,8 +428,9 @@
     </w:p>
     <w:p>
       <w:pPr>
-        <w:framePr w:w="3259" w:h="300" w:x="2277" w:y="8833" w:hAnchor="page" w:vAnchor="page"/>
-        <w:spacing w:after="0" w:line="240" w:lineRule="auto"/>
+        <w:framePr w:w="4479" w:h="270" w:x="1134" w:y="8787" w:hAnchor="page" w:vAnchor="page" w:hRule="atLeast"/>
+        <w:spacing w:after="0" w:line="270" w:lineRule="exact"/>
+        <w:jc w:val="left"/>
       </w:pPr>
       <w:r>
         <w:rPr>
@@ -425,8 +446,9 @@
     </w:p>
     <w:p>
       <w:pPr>
-        <w:framePr w:w="2514" w:h="300" w:x="5931" w:y="8833" w:hAnchor="page" w:vAnchor="page"/>
-        <w:spacing w:after="0" w:line="240" w:lineRule="auto"/>
+        <w:framePr w:w="2636" w:h="270" w:x="5669" w:y="8787" w:hAnchor="page" w:vAnchor="page" w:hRule="atLeast"/>
+        <w:spacing w:after="0" w:line="270" w:lineRule="exact"/>
+        <w:jc w:val="left"/>
       </w:pPr>
       <w:r>
         <w:rPr>
@@ -442,16 +464,17 @@
     </w:p>
     <w:p>
       <w:pPr>
-        <w:framePr w:w="1159" w:h="276" w:x="8459" w:y="8861" w:hAnchor="page" w:vAnchor="page"/>
-        <w:spacing w:after="0" w:line="240" w:lineRule="auto"/>
-      </w:pPr>
-      <w:r>
-        <w:rPr>
-          <w:rFonts w:ascii="Times New Roman" w:cs="Times New Roman" w:eastAsia="Times New Roman" w:hAnsi="Times New Roman"/>
-          <w:b w:val="false"/>
-          <w:bCs w:val="false"/>
-          <w:color w:val="000000"/>
-          <w:sz w:val="16"/>
+        <w:framePr w:w="709" w:h="270" w:x="8391" w:y="8787" w:hAnchor="page" w:vAnchor="page" w:hRule="atLeast"/>
+        <w:spacing w:after="0" w:line="270" w:lineRule="exact"/>
+        <w:jc w:val="right"/>
+      </w:pPr>
+      <w:r>
+        <w:rPr>
+          <w:rFonts w:ascii="Times New Roman" w:cs="Times New Roman" w:eastAsia="Times New Roman" w:hAnsi="Times New Roman"/>
+          <w:b w:val="false"/>
+          <w:bCs w:val="false"/>
+          <w:color w:val="000000"/>
+          <w:sz w:val="18"/>
           <w:szCs w:val="16"/>
         </w:rPr>
         <w:t>{{ gross_without_pallet }}</w:t>
@@ -459,8 +482,9 @@
     </w:p>
     <w:p>
       <w:pPr>
-        <w:framePr w:w="742" w:h="300" w:x="9126" w:y="8833" w:hAnchor="page" w:vAnchor="page"/>
-        <w:spacing w:after="0" w:line="240" w:lineRule="auto"/>
+        <w:framePr w:w="425" w:h="270" w:x="9128" w:y="8787" w:hAnchor="page" w:vAnchor="page" w:hRule="atLeast"/>
+        <w:spacing w:after="0" w:line="270" w:lineRule="exact"/>
+        <w:jc w:val="left"/>
       </w:pPr>
       <w:r>
         <w:rPr>
@@ -476,8 +500,9 @@
     </w:p>
     <w:p>
       <w:pPr>
-        <w:framePr w:w="2303" w:h="300" w:x="5886" w:y="9094" w:hAnchor="page" w:vAnchor="page"/>
-        <w:spacing w:after="0" w:line="240" w:lineRule="auto"/>
+        <w:framePr w:w="2636" w:h="270" w:x="5669" w:y="9054" w:hAnchor="page" w:vAnchor="page" w:hRule="atLeast"/>
+        <w:spacing w:after="0" w:line="270" w:lineRule="exact"/>
+        <w:jc w:val="left"/>
       </w:pPr>
       <w:r>
         <w:rPr>
@@ -493,16 +518,17 @@
     </w:p>
     <w:p>
       <w:pPr>
-        <w:framePr w:w="1261" w:h="276" w:x="8420" w:y="9122" w:hAnchor="page" w:vAnchor="page"/>
-        <w:spacing w:after="0" w:line="240" w:lineRule="auto"/>
-      </w:pPr>
-      <w:r>
-        <w:rPr>
-          <w:rFonts w:ascii="Times New Roman" w:cs="Times New Roman" w:eastAsia="Times New Roman" w:hAnsi="Times New Roman"/>
-          <w:b w:val="false"/>
-          <w:bCs w:val="false"/>
-          <w:color w:val="000000"/>
-          <w:sz w:val="16"/>
+        <w:framePr w:w="709" w:h="270" w:x="8391" w:y="9054" w:hAnchor="page" w:vAnchor="page" w:hRule="atLeast"/>
+        <w:spacing w:after="0" w:line="270" w:lineRule="exact"/>
+        <w:jc w:val="right"/>
+      </w:pPr>
+      <w:r>
+        <w:rPr>
+          <w:rFonts w:ascii="Times New Roman" w:cs="Times New Roman" w:eastAsia="Times New Roman" w:hAnsi="Times New Roman"/>
+          <w:b w:val="false"/>
+          <w:bCs w:val="false"/>
+          <w:color w:val="000000"/>
+          <w:sz w:val="18"/>
           <w:szCs w:val="16"/>
         </w:rPr>
         <w:t>{{ gross_with_pallet }}</w:t>
@@ -510,8 +536,9 @@
     </w:p>
     <w:p>
       <w:pPr>
-        <w:framePr w:w="742" w:h="300" w:x="9126" w:y="9094" w:hAnchor="page" w:vAnchor="page"/>
-        <w:spacing w:after="0" w:line="240" w:lineRule="auto"/>
+        <w:framePr w:w="425" w:h="270" w:x="9128" w:y="9054" w:hAnchor="page" w:vAnchor="page" w:hRule="atLeast"/>
+        <w:spacing w:after="0" w:line="270" w:lineRule="exact"/>
+        <w:jc w:val="left"/>
       </w:pPr>
       <w:r>
         <w:rPr>
@@ -527,16 +554,17 @@
     </w:p>
     <w:p>
       <w:pPr>
-        <w:framePr w:w="1326" w:h="288" w:x="9915" w:y="9112" w:hAnchor="page" w:vAnchor="page"/>
-        <w:spacing w:after="0" w:line="240" w:lineRule="auto"/>
-      </w:pPr>
-      <w:r>
-        <w:rPr>
-          <w:rFonts w:ascii="Times New Roman" w:cs="Times New Roman" w:eastAsia="Times New Roman" w:hAnsi="Times New Roman"/>
-          <w:b w:val="false"/>
-          <w:bCs w:val="false"/>
-          <w:color w:val="000000"/>
-          <w:sz w:val="17"/>
+        <w:framePr w:w="1162" w:h="270" w:x="9638" w:y="9054" w:hAnchor="page" w:vAnchor="page" w:hRule="atLeast"/>
+        <w:spacing w:after="0" w:line="270" w:lineRule="exact"/>
+        <w:jc w:val="left"/>
+      </w:pPr>
+      <w:r>
+        <w:rPr>
+          <w:rFonts w:ascii="Times New Roman" w:cs="Times New Roman" w:eastAsia="Times New Roman" w:hAnsi="Times New Roman"/>
+          <w:b w:val="false"/>
+          <w:bCs w:val="false"/>
+          <w:color w:val="000000"/>
+          <w:sz w:val="18"/>
           <w:szCs w:val="17"/>
         </w:rPr>
         <w:t>{{ net_line }}</w:t>
@@ -544,8 +572,9 @@
     </w:p>
     <w:p>
       <w:pPr>
-        <w:framePr w:w="1554" w:h="300" w:x="2555" w:y="13342" w:hAnchor="page" w:vAnchor="page"/>
-        <w:spacing w:after="0" w:line="240" w:lineRule="auto"/>
+        <w:framePr w:w="2211" w:h="270" w:x="2551" w:y="13170" w:hAnchor="page" w:vAnchor="page" w:hRule="atLeast"/>
+        <w:spacing w:after="0" w:line="270" w:lineRule="exact"/>
+        <w:jc w:val="left"/>
       </w:pPr>
       <w:r>
         <w:rPr>
@@ -561,8 +590,9 @@
     </w:p>
     <w:p>
       <w:pPr>
-        <w:framePr w:w="1544" w:h="300" w:x="5421" w:y="13342" w:hAnchor="page" w:vAnchor="page"/>
-        <w:spacing w:after="0" w:line="240" w:lineRule="auto"/>
+        <w:framePr w:w="2154" w:h="270" w:x="5499" w:y="13170" w:hAnchor="page" w:vAnchor="page" w:hRule="atLeast"/>
+        <w:spacing w:after="0" w:line="270" w:lineRule="exact"/>
+        <w:jc w:val="left"/>
       </w:pPr>
       <w:r>
         <w:rPr>
@@ -578,16 +608,17 @@
     </w:p>
     <w:p>
       <w:pPr>
-        <w:framePr w:w="3632" w:h="312" w:x="5265" w:y="13864" w:hAnchor="page" w:vAnchor="page"/>
-        <w:spacing w:after="0" w:line="240" w:lineRule="auto"/>
-      </w:pPr>
-      <w:r>
-        <w:rPr>
-          <w:rFonts w:ascii="Times New Roman" w:cs="Times New Roman" w:eastAsia="Times New Roman" w:hAnsi="Times New Roman"/>
-          <w:b w:val="false"/>
-          <w:bCs w:val="false"/>
-          <w:color w:val="000000"/>
-          <w:sz w:val="19"/>
+        <w:framePr w:w="2381" w:h="270" w:x="5329" w:y="13742" w:hAnchor="page" w:vAnchor="page" w:hRule="atLeast"/>
+        <w:spacing w:after="0" w:line="270" w:lineRule="exact"/>
+        <w:jc w:val="left"/>
+      </w:pPr>
+      <w:r>
+        <w:rPr>
+          <w:rFonts w:ascii="Times New Roman" w:cs="Times New Roman" w:eastAsia="Times New Roman" w:hAnsi="Times New Roman"/>
+          <w:b w:val="false"/>
+          <w:bCs w:val="false"/>
+          <w:color w:val="000000"/>
+          <w:sz w:val="18"/>
           <w:szCs w:val="19"/>
         </w:rPr>
         <w:t>{{ driver_name }}</w:t>
@@ -595,16 +626,17 @@
     </w:p>
     <w:p>
       <w:pPr>
-        <w:framePr w:w="2919" w:h="312" w:x="5265" w:y="14143" w:hAnchor="page" w:vAnchor="page"/>
-        <w:spacing w:after="0" w:line="240" w:lineRule="auto"/>
-      </w:pPr>
-      <w:r>
-        <w:rPr>
-          <w:rFonts w:ascii="Times New Roman" w:cs="Times New Roman" w:eastAsia="Times New Roman" w:hAnsi="Times New Roman"/>
-          <w:b w:val="false"/>
-          <w:bCs w:val="false"/>
-          <w:color w:val="000000"/>
-          <w:sz w:val="19"/>
+        <w:framePr w:w="3175" w:h="270" w:x="4535" w:y="14009" w:hAnchor="page" w:vAnchor="page" w:hRule="atLeast"/>
+        <w:spacing w:after="0" w:line="270" w:lineRule="exact"/>
+        <w:jc w:val="left"/>
+      </w:pPr>
+      <w:r>
+        <w:rPr>
+          <w:rFonts w:ascii="Times New Roman" w:cs="Times New Roman" w:eastAsia="Times New Roman" w:hAnsi="Times New Roman"/>
+          <w:b w:val="false"/>
+          <w:bCs w:val="false"/>
+          <w:color w:val="000000"/>
+          <w:sz w:val="18"/>
           <w:szCs w:val="19"/>
         </w:rPr>
         <w:t>{{ driver_passport }}</w:t>
@@ -612,16 +644,17 @@
     </w:p>
     <w:p>
       <w:pPr>
-        <w:framePr w:w="1350" w:h="312" w:x="1980" w:y="15322" w:hAnchor="page" w:vAnchor="page"/>
-        <w:spacing w:after="0" w:line="240" w:lineRule="auto"/>
-      </w:pPr>
-      <w:r>
-        <w:rPr>
-          <w:rFonts w:ascii="Times New Roman" w:cs="Times New Roman" w:eastAsia="Times New Roman" w:hAnsi="Times New Roman"/>
-          <w:b w:val="false"/>
-          <w:bCs w:val="false"/>
-          <w:color w:val="000000"/>
-          <w:sz w:val="19"/>
+        <w:framePr w:w="1786" w:h="270" w:x="1984" w:y="15109" w:hAnchor="page" w:vAnchor="page" w:hRule="atLeast"/>
+        <w:spacing w:after="0" w:line="270" w:lineRule="exact"/>
+        <w:jc w:val="left"/>
+      </w:pPr>
+      <w:r>
+        <w:rPr>
+          <w:rFonts w:ascii="Times New Roman" w:cs="Times New Roman" w:eastAsia="Times New Roman" w:hAnsi="Times New Roman"/>
+          <w:b w:val="false"/>
+          <w:bCs w:val="false"/>
+          <w:color w:val="000000"/>
+          <w:sz w:val="18"/>
           <w:szCs w:val="19"/>
         </w:rPr>
         <w:t>{{ truck_model }}</w:t>
@@ -629,8 +662,9 @@
     </w:p>
     <w:p>
       <w:pPr>
-        <w:framePr w:w="3152" w:h="300" w:x="3934" w:y="15331" w:hAnchor="page" w:vAnchor="page"/>
-        <w:spacing w:after="0" w:line="240" w:lineRule="auto"/>
+        <w:framePr w:w="2665" w:h="270" w:x="3912" w:y="15109" w:hAnchor="page" w:vAnchor="page" w:hRule="atLeast"/>
+        <w:spacing w:after="0" w:line="270" w:lineRule="exact"/>
+        <w:jc w:val="left"/>
       </w:pPr>
       <w:r>
         <w:rPr>
@@ -642,6 +676,24 @@
           <w:szCs w:val="18"/>
         </w:rPr>
         <w:t>{{ plates }}</w:t>
+      </w:r>
+    </w:p>
+    <w:p>
+      <w:pPr>
+        <w:framePr w:w="4819" w:h="270" w:x="5953" w:y="5238" w:hAnchor="page" w:vAnchor="page" w:hRule="atLeast"/>
+        <w:spacing w:after="0" w:line="270" w:lineRule="exact"/>
+        <w:jc w:val="left"/>
+      </w:pPr>
+      <w:r>
+        <w:rPr>
+          <w:rFonts w:ascii="Times New Roman" w:cs="Times New Roman" w:eastAsia="Times New Roman" w:hAnsi="Times New Roman"/>
+          <w:b w:val="false"/>
+          <w:bCs w:val="false"/>
+          <w:color w:val="000000"/>
+          <w:sz w:val="18"/>
+          <w:szCs w:val="18"/>
+        </w:rPr>
+        <w:t>{{ successive_carrier }}</w:t>
       </w:r>
     </w:p>
     <w:sectPr>
